--- a/docs/Doppel_Completion_Report.docx
+++ b/docs/Doppel_Completion_Report.docx
@@ -2169,7 +2169,7 @@
           <w:sz w:val="22"/>
           <w:szCs w:val="22"/>
         </w:rPr>
-        <w:t xml:space="preserve"> — it is a seven-scene, ~5-minute walkthrough with copy-paste commands and exact narration. Use any screen recorder (Windows Game Bar </w:t>
+        <w:t xml:space="preserve"> — a seven-scene, ~5-minute walkthrough with copy-paste commands and exact narration. Use any screen recorder (Windows Game Bar </w:t>
       </w:r>
       <w:r>
         <w:rPr>
@@ -2187,7 +2187,7 @@
           <w:sz w:val="22"/>
           <w:szCs w:val="22"/>
         </w:rPr>
-        <w:t xml:space="preserve">, OBS, or your phone). It has a </w:t>
+        <w:t xml:space="preserve">, OBS, or your phone). Only </w:t>
       </w:r>
       <w:r>
         <w:rPr>
@@ -2198,16 +2198,16 @@
           <w:sz w:val="22"/>
           <w:szCs w:val="22"/>
         </w:rPr>
-        <w:t xml:space="preserve">LIVE</w:t>
-      </w:r>
-      <w:r>
-        <w:rPr>
-          <w:rFonts w:ascii="Calibri" w:cs="Calibri" w:eastAsia="Calibri" w:hAnsi="Calibri"/>
-          <w:color w:val="1F2A44"/>
-          <w:sz w:val="22"/>
-          <w:szCs w:val="22"/>
-        </w:rPr>
-        <w:t xml:space="preserve"> path (VAmPI + Ollama running) and an </w:t>
+        <w:t xml:space="preserve">Scene 3 [LIVE]</w:t>
+      </w:r>
+      <w:r>
+        <w:rPr>
+          <w:rFonts w:ascii="Calibri" w:cs="Calibri" w:eastAsia="Calibri" w:hAnsi="Calibri"/>
+          <w:color w:val="1F2A44"/>
+          <w:sz w:val="22"/>
+          <w:szCs w:val="22"/>
+        </w:rPr>
+        <w:t xml:space="preserve"> — the scan that runs the AI payloads and the BOLA oracle — needs VAmPI and Ollama running; every other scene runs without Ollama. The </w:t>
       </w:r>
       <w:r>
         <w:rPr>
@@ -2227,7 +2227,83 @@
           <w:sz w:val="22"/>
           <w:szCs w:val="22"/>
         </w:rPr>
-        <w:t xml:space="preserve"> path (replay + saved results) — the offline path cannot fail live, so use it if Ollama feels slow. Scenes 3–5 (the scan, the AI trace, the ablation table) are the core; keep it under five minutes.</w:t>
+        <w:t xml:space="preserve"> path does </w:t>
+      </w:r>
+      <w:r>
+        <w:rPr>
+          <w:rFonts w:ascii="Calibri" w:cs="Calibri" w:eastAsia="Calibri" w:hAnsi="Calibri"/>
+          <w:i/>
+          <w:iCs/>
+          <w:color w:val="1F2A44"/>
+          <w:sz w:val="22"/>
+          <w:szCs w:val="22"/>
+        </w:rPr>
+        <w:t xml:space="preserve">not</w:t>
+      </w:r>
+      <w:r>
+        <w:rPr>
+          <w:rFonts w:ascii="Calibri" w:cs="Calibri" w:eastAsia="Calibri" w:hAnsi="Calibri"/>
+          <w:color w:val="1F2A44"/>
+          <w:sz w:val="22"/>
+          <w:szCs w:val="22"/>
+        </w:rPr>
+        <w:t xml:space="preserve"> show the live scan or the AI oracle trace being produced (those need Ollama): it shows the five deterministic findings via </w:t>
+      </w:r>
+      <w:r>
+        <w:rPr>
+          <w:rFonts w:ascii="Consolas" w:cs="Consolas" w:eastAsia="Consolas" w:hAnsi="Consolas"/>
+          <w:color w:val="213040"/>
+          <w:sz w:val="19"/>
+          <w:szCs w:val="19"/>
+        </w:rPr>
+        <w:t xml:space="preserve">scan --replay</w:t>
+      </w:r>
+      <w:r>
+        <w:rPr>
+          <w:rFonts w:ascii="Calibri" w:cs="Calibri" w:eastAsia="Calibri" w:hAnsi="Calibri"/>
+          <w:color w:val="1F2A44"/>
+          <w:sz w:val="22"/>
+          <w:szCs w:val="22"/>
+        </w:rPr>
+        <w:t xml:space="preserve">, and the BOLA detection, AI trace and ablation from the </w:t>
+      </w:r>
+      <w:r>
+        <w:rPr>
+          <w:rFonts w:ascii="Calibri" w:cs="Calibri" w:eastAsia="Calibri" w:hAnsi="Calibri"/>
+          <w:b/>
+          <w:bCs/>
+          <w:color w:val="1F2A44"/>
+          <w:sz w:val="22"/>
+          <w:szCs w:val="22"/>
+        </w:rPr>
+        <w:t xml:space="preserve">committed results</w:t>
+      </w:r>
+      <w:r>
+        <w:rPr>
+          <w:rFonts w:ascii="Calibri" w:cs="Calibri" w:eastAsia="Calibri" w:hAnsi="Calibri"/>
+          <w:color w:val="1F2A44"/>
+          <w:sz w:val="22"/>
+          <w:szCs w:val="22"/>
+        </w:rPr>
+        <w:t xml:space="preserve"> (the dashboard, the saved report, </w:t>
+      </w:r>
+      <w:r>
+        <w:rPr>
+          <w:rFonts w:ascii="Consolas" w:cs="Consolas" w:eastAsia="Consolas" w:hAnsi="Consolas"/>
+          <w:color w:val="213040"/>
+          <w:sz w:val="19"/>
+          <w:szCs w:val="19"/>
+        </w:rPr>
+        <w:t xml:space="preserve">run_eval</w:t>
+      </w:r>
+      <w:r>
+        <w:rPr>
+          <w:rFonts w:ascii="Calibri" w:cs="Calibri" w:eastAsia="Calibri" w:hAnsi="Calibri"/>
+          <w:color w:val="1F2A44"/>
+          <w:sz w:val="22"/>
+          <w:szCs w:val="22"/>
+        </w:rPr>
+        <w:t xml:space="preserve">). Scenes 3–5 are the core; keep it under five minutes.</w:t>
       </w:r>
     </w:p>
     <w:p>

--- a/docs/Doppel_Completion_Report.docx
+++ b/docs/Doppel_Completion_Report.docx
@@ -515,7 +515,7 @@
           <w:sz w:val="22"/>
           <w:szCs w:val="22"/>
         </w:rPr>
-        <w:t xml:space="preserve">Supporting cast (the control group for the measurement): five baseline scanners (SQL injection, XSS, JWT, security misconfiguration, rate-limiting), a BFLA engine, a Typer CLI, a self-contained HTML report with the AI trace, and an offline Streamlit dashboard.</w:t>
+        <w:t xml:space="preserve">Supporting cast (the control group for the measurement): five baseline scanners (SQL injection + XSS, JWT, SSRF, security misconfiguration, and rate-limiting), a BFLA engine, a Typer CLI, a self-contained HTML report with the AI trace, and an offline Streamlit dashboard.</w:t>
       </w:r>
     </w:p>
     <w:p>
@@ -3153,6 +3153,25 @@
     </w:p>
     <w:p>
       <w:pPr>
+        <w:pStyle w:val="ListParagraph"/>
+        <w:numPr>
+          <w:ilvl w:val="0"/>
+          <w:numId w:val="2"/>
+        </w:numPr>
+        <w:spacing w:after="60" w:line="276"/>
+      </w:pPr>
+      <w:r>
+        <w:rPr>
+          <w:rFonts w:ascii="Calibri" w:cs="Calibri" w:eastAsia="Calibri" w:hAnsi="Calibri"/>
+          <w:color w:val="1F2A44"/>
+          <w:sz w:val="22"/>
+          <w:szCs w:val="22"/>
+        </w:rPr>
+        <w:t xml:space="preserve">The SSRF scanner ships but its positive-detection path is unverified — it has never been run against a target with a real SSRF flaw (it correctly reports nothing on VAmPI, which has no SSRF surface).</w:t>
+      </w:r>
+    </w:p>
+    <w:p>
+      <w:pPr>
         <w:pBdr>
           <w:bottom w:val="single" w:color="C9CFDD" w:sz="6" w:space="1"/>
         </w:pBdr>
